--- a/downloads/teacher/05 Materials/Unit 01/Handouts/Handout 01.18 - Project Plan Sheet.docx
+++ b/downloads/teacher/05 Materials/Unit 01/Handouts/Handout 01.18 - Project Plan Sheet.docx
@@ -1970,23 +1970,41 @@
       <w:r>
         <w:t xml:space="preserve">Sentence starters (Turkish, Portuguese, and Spanish versions are on the project sheet):</w:t>
       </w:r>
-      <w:r>
-        <w:t xml:space="preserve"> </w:t>
-      </w:r>
-      <w:r>
-        <w:t xml:space="preserve">- We chose ____________ instead of ____________ to save money.</w:t>
-      </w:r>
-      <w:r>
-        <w:t xml:space="preserve"> </w:t>
-      </w:r>
-      <w:r>
-        <w:t xml:space="preserve">- This family cannot eat ____________ because ____________.</w:t>
-      </w:r>
-      <w:r>
-        <w:t xml:space="preserve"> </w:t>
-      </w:r>
-      <w:r>
-        <w:t xml:space="preserve">- Our total is ____________, which is ____________ per person.</w:t>
+    </w:p>
+    <w:p>
+      <w:pPr>
+        <w:numPr>
+          <w:ilvl w:val="0"/>
+          <w:numId w:val="1003"/>
+        </w:numPr>
+        <w:pStyle w:val="Compact"/>
+      </w:pPr>
+      <w:r>
+        <w:t xml:space="preserve">We chose ____________ instead of ____________ to save money.</w:t>
+      </w:r>
+    </w:p>
+    <w:p>
+      <w:pPr>
+        <w:numPr>
+          <w:ilvl w:val="0"/>
+          <w:numId w:val="1003"/>
+        </w:numPr>
+        <w:pStyle w:val="Compact"/>
+      </w:pPr>
+      <w:r>
+        <w:t xml:space="preserve">This family cannot eat ____________ because ____________.</w:t>
+      </w:r>
+    </w:p>
+    <w:p>
+      <w:pPr>
+        <w:numPr>
+          <w:ilvl w:val="0"/>
+          <w:numId w:val="1003"/>
+        </w:numPr>
+        <w:pStyle w:val="Compact"/>
+      </w:pPr>
+      <w:r>
+        <w:t xml:space="preserve">Our total is ____________, which is ____________ per person.</w:t>
       </w:r>
     </w:p>
     <w:p>
@@ -2011,46 +2029,82 @@
       <w:r>
         <w:t xml:space="preserve">There is no single right plan. A plan is signed when:</w:t>
       </w:r>
-      <w:r>
-        <w:t xml:space="preserve"> </w:t>
-      </w:r>
-      <w:r>
-        <w:t xml:space="preserve">- every line in Part 2 has a size, a price, and a unit, and the cost equals the price times the number to buy;</w:t>
-      </w:r>
-      <w:r>
-        <w:t xml:space="preserve"> </w:t>
-      </w:r>
-      <w:r>
-        <w:t xml:space="preserve">- the running total is correct line by line and the final total is at or under $40;</w:t>
-      </w:r>
-      <w:r>
-        <w:t xml:space="preserve"> </w:t>
-      </w:r>
-      <w:r>
-        <w:t xml:space="preserve">- pantry items from the card are marked $0;</w:t>
-      </w:r>
-      <w:r>
-        <w:t xml:space="preserve"> </w:t>
-      </w:r>
-      <w:r>
-        <w:t xml:space="preserve">- Part 3 shows at least four groups with a real dish in each, and every rule on the card is checked with a dish named;</w:t>
-      </w:r>
-      <w:r>
-        <w:t xml:space="preserve"> </w:t>
-      </w:r>
-      <w:r>
-        <w:t xml:space="preserve">- Part 4 has one sentence per change;</w:t>
-      </w:r>
-      <w:r>
-        <w:t xml:space="preserve"> </w:t>
-      </w:r>
-      <w:r>
-        <w:t xml:space="preserve">- the station dish in Part 5 passes the five rules and totals $20 or under.</w:t>
-      </w:r>
-    </w:p>
-    <w:p>
-      <w:pPr>
-        <w:pStyle w:val="BodyText"/>
+    </w:p>
+    <w:p>
+      <w:pPr>
+        <w:numPr>
+          <w:ilvl w:val="0"/>
+          <w:numId w:val="1004"/>
+        </w:numPr>
+        <w:pStyle w:val="Compact"/>
+      </w:pPr>
+      <w:r>
+        <w:t xml:space="preserve">every line in Part 2 has a size, a price, and a unit, and the cost equals the price times the number to buy;</w:t>
+      </w:r>
+    </w:p>
+    <w:p>
+      <w:pPr>
+        <w:numPr>
+          <w:ilvl w:val="0"/>
+          <w:numId w:val="1004"/>
+        </w:numPr>
+        <w:pStyle w:val="Compact"/>
+      </w:pPr>
+      <w:r>
+        <w:t xml:space="preserve">the running total is correct line by line and the final total is at or under $40;</w:t>
+      </w:r>
+    </w:p>
+    <w:p>
+      <w:pPr>
+        <w:numPr>
+          <w:ilvl w:val="0"/>
+          <w:numId w:val="1004"/>
+        </w:numPr>
+        <w:pStyle w:val="Compact"/>
+      </w:pPr>
+      <w:r>
+        <w:t xml:space="preserve">pantry items from the card are marked $0;</w:t>
+      </w:r>
+    </w:p>
+    <w:p>
+      <w:pPr>
+        <w:numPr>
+          <w:ilvl w:val="0"/>
+          <w:numId w:val="1004"/>
+        </w:numPr>
+        <w:pStyle w:val="Compact"/>
+      </w:pPr>
+      <w:r>
+        <w:t xml:space="preserve">Part 3 shows at least four groups with a real dish in each, and every rule on the card is checked with a dish named;</w:t>
+      </w:r>
+    </w:p>
+    <w:p>
+      <w:pPr>
+        <w:numPr>
+          <w:ilvl w:val="0"/>
+          <w:numId w:val="1004"/>
+        </w:numPr>
+        <w:pStyle w:val="Compact"/>
+      </w:pPr>
+      <w:r>
+        <w:t xml:space="preserve">Part 4 has one sentence per change;</w:t>
+      </w:r>
+    </w:p>
+    <w:p>
+      <w:pPr>
+        <w:numPr>
+          <w:ilvl w:val="0"/>
+          <w:numId w:val="1004"/>
+        </w:numPr>
+        <w:pStyle w:val="Compact"/>
+      </w:pPr>
+      <w:r>
+        <w:t xml:space="preserve">the station dish in Part 5 passes the five rules and totals $20 or under.</w:t>
+      </w:r>
+    </w:p>
+    <w:p>
+      <w:pPr>
+        <w:pStyle w:val="FirstParagraph"/>
       </w:pPr>
       <w:r>
         <w:t xml:space="preserve">Usual errors: cost written as the recipe amount instead of the package (a 16 oz need priced as one 8 oz bag); a unit missing so the quantity is wrong; a drink counted as dairy; a rule on the card checked only for allergies.</w:t>
@@ -2341,6 +2395,109 @@
       <w:start w:val="1"/>
       <w:numFmt w:val="decimal"/>
       <w:lvlText w:val="%9."/>
+      <w:lvlJc w:val="left"/>
+      <w:pPr>
+        <w:tabs>
+          <w:tab w:val="num" w:pos="5760"/>
+        </w:tabs>
+        <w:ind w:left="6240" w:hanging="480"/>
+      </w:pPr>
+    </w:lvl>
+  </w:abstractNum>
+  <w:abstractNum w:abstractNumId="991">
+    <w:nsid w:val="71315dca"/>
+    <w:multiLevelType w:val="multilevel"/>
+    <w:lvl w:ilvl="0">
+      <w:numFmt w:val="bullet"/>
+      <w:lvlText w:val="•"/>
+      <w:lvlJc w:val="left"/>
+      <w:pPr>
+        <w:tabs>
+          <w:tab w:val="num" w:pos="0"/>
+        </w:tabs>
+        <w:ind w:left="480" w:hanging="480"/>
+      </w:pPr>
+    </w:lvl>
+    <w:lvl w:ilvl="1">
+      <w:numFmt w:val="bullet"/>
+      <w:lvlText w:val="–"/>
+      <w:lvlJc w:val="left"/>
+      <w:pPr>
+        <w:tabs>
+          <w:tab w:val="num" w:pos="720"/>
+        </w:tabs>
+        <w:ind w:left="1200" w:hanging="480"/>
+      </w:pPr>
+    </w:lvl>
+    <w:lvl w:ilvl="2">
+      <w:numFmt w:val="bullet"/>
+      <w:lvlText w:val="•"/>
+      <w:lvlJc w:val="left"/>
+      <w:pPr>
+        <w:tabs>
+          <w:tab w:val="num" w:pos="1440"/>
+        </w:tabs>
+        <w:ind w:left="1920" w:hanging="480"/>
+      </w:pPr>
+    </w:lvl>
+    <w:lvl w:ilvl="3">
+      <w:numFmt w:val="bullet"/>
+      <w:lvlText w:val="–"/>
+      <w:lvlJc w:val="left"/>
+      <w:pPr>
+        <w:tabs>
+          <w:tab w:val="num" w:pos="2160"/>
+        </w:tabs>
+        <w:ind w:left="2640" w:hanging="480"/>
+      </w:pPr>
+    </w:lvl>
+    <w:lvl w:ilvl="4">
+      <w:numFmt w:val="bullet"/>
+      <w:lvlText w:val="•"/>
+      <w:lvlJc w:val="left"/>
+      <w:pPr>
+        <w:tabs>
+          <w:tab w:val="num" w:pos="2880"/>
+        </w:tabs>
+        <w:ind w:left="3360" w:hanging="480"/>
+      </w:pPr>
+    </w:lvl>
+    <w:lvl w:ilvl="5">
+      <w:numFmt w:val="bullet"/>
+      <w:lvlText w:val="–"/>
+      <w:lvlJc w:val="left"/>
+      <w:pPr>
+        <w:tabs>
+          <w:tab w:val="num" w:pos="3600"/>
+        </w:tabs>
+        <w:ind w:left="4080" w:hanging="480"/>
+      </w:pPr>
+    </w:lvl>
+    <w:lvl w:ilvl="6">
+      <w:numFmt w:val="bullet"/>
+      <w:lvlText w:val="•"/>
+      <w:lvlJc w:val="left"/>
+      <w:pPr>
+        <w:tabs>
+          <w:tab w:val="num" w:pos="4320"/>
+        </w:tabs>
+        <w:ind w:left="4800" w:hanging="480"/>
+      </w:pPr>
+    </w:lvl>
+    <w:lvl w:ilvl="7">
+      <w:numFmt w:val="bullet"/>
+      <w:lvlText w:val="–"/>
+      <w:lvlJc w:val="left"/>
+      <w:pPr>
+        <w:tabs>
+          <w:tab w:val="num" w:pos="5040"/>
+        </w:tabs>
+        <w:ind w:left="5520" w:hanging="480"/>
+      </w:pPr>
+    </w:lvl>
+    <w:lvl w:ilvl="8">
+      <w:numFmt w:val="bullet"/>
+      <w:lvlText w:val="•"/>
       <w:lvlJc w:val="left"/>
       <w:pPr>
         <w:tabs>
@@ -2412,6 +2569,12 @@
     <w:lvlOverride w:ilvl="8">
       <w:startOverride w:val="1"/>
     </w:lvlOverride>
+  </w:num>
+  <w:num w:numId="1003">
+    <w:abstractNumId w:val="991"/>
+  </w:num>
+  <w:num w:numId="1004">
+    <w:abstractNumId w:val="991"/>
   </w:num>
 </w:numbering>
 </file>

--- a/downloads/teacher/05 Materials/Unit 01/Handouts/Handout 01.18 - Project Plan Sheet.docx
+++ b/downloads/teacher/05 Materials/Unit 01/Handouts/Handout 01.18 - Project Plan Sheet.docx
@@ -418,15 +418,6 @@
       </w:pPr>
       <w:r>
         <w:t xml:space="preserve">Worked row: Marinara sauce, 24 oz jar, $2.29, per jar, need 1 jar, cost $2.29, running total $2.29.</w:t>
-      </w:r>
-      <w:r>
-        <w:t xml:space="preserve"> </w:t>
-      </w:r>
-      <w:r>
-        <w:rPr>
-          <w:rStyle w:val="TeacherNote"/>
-        </w:rPr>
-        <w:t xml:space="preserve">[update from this week’s circular]</w:t>
       </w:r>
     </w:p>
     <w:tbl>
